--- a/AI_Security_7Day_Plan.docx
+++ b/AI_Security_7Day_Plan.docx
@@ -7,7 +7,7 @@
         <w:pStyle w:val="Title"/>
       </w:pPr>
       <w:r>
-        <w:t>AI Security — 7 Day Interview Prep Plan</w:t>
+        <w:t>AI Security - 7 Day Interview Prep Plan</w:t>
       </w:r>
     </w:p>
     <w:p>
@@ -23,7 +23,7 @@
         <w:pStyle w:val="Heading1"/>
       </w:pPr>
       <w:r>
-        <w:t>Day 1 — Intro + OWASP Top 10</w:t>
+        <w:t>Day 1 - Intro + OWASP Top 10</w:t>
       </w:r>
     </w:p>
     <w:p>
@@ -55,7 +55,7 @@
         <w:pStyle w:val="ListBullet"/>
       </w:pPr>
       <w:r>
-        <w:t>OWASP Top 10 for LLM Applications — all 10 items by name + one-liner</w:t>
+        <w:t>OWASP Top 10 for LLM Applications - all 10 items by name + one-liner</w:t>
       </w:r>
     </w:p>
     <w:p>
@@ -76,7 +76,7 @@
         <w:pStyle w:val="ListBullet"/>
       </w:pPr>
       <w:r>
-        <w:t>Now paste a hardened system prompt and see it score ~10/10 — understand WHY the score changed</w:t>
+        <w:t>Now paste a hardened system prompt and see it score ~10/10 - understand WHY the score changed</w:t>
       </w:r>
     </w:p>
     <w:p>
@@ -84,7 +84,7 @@
         <w:pStyle w:val="ListBullet"/>
       </w:pPr>
       <w:r>
-        <w:t>The scanner fires 8 real attacks: direct override, prompt leak, fake developer mode, role hijacking, fake system tags, hidden instructions, config leak, hypothetical bypass — be able to name and explain each one</w:t>
+        <w:t>The scanner fires 8 real attacks: direct override, prompt leak, fake developer mode, role hijacking, fake system tags, hidden instructions, config leak, hypothetical bypass - be able to name and explain each one</w:t>
       </w:r>
     </w:p>
     <w:p>
@@ -92,7 +92,7 @@
         <w:pStyle w:val="Heading1"/>
       </w:pPr>
       <w:r>
-        <w:t>Day 2 — LLM Security Basics (deep dive on the OWASP items)</w:t>
+        <w:t>Day 2 - LLM Security Basics (deep dive on the OWASP items)</w:t>
       </w:r>
     </w:p>
     <w:p>
@@ -103,7 +103,7 @@
         <w:t xml:space="preserve">Repo folder: </w:t>
       </w:r>
       <w:r>
-        <w:t>(concepts only — builds on Day 1)</w:t>
+        <w:t>(concepts only - builds on Day 1)</w:t>
       </w:r>
     </w:p>
     <w:p>
@@ -177,7 +177,7 @@
         <w:pStyle w:val="Heading1"/>
       </w:pPr>
       <w:r>
-        <w:t>Day 3 — Guardrails + LLM Gateways</w:t>
+        <w:t>Day 3 - Guardrails + LLM Gateways</w:t>
       </w:r>
     </w:p>
     <w:p>
@@ -238,7 +238,7 @@
         <w:pStyle w:val="Heading1"/>
       </w:pPr>
       <w:r>
-        <w:t>Day 4 — RAG Security</w:t>
+        <w:t>Day 4 - RAG Security</w:t>
       </w:r>
     </w:p>
     <w:p>
@@ -283,7 +283,7 @@
         <w:pStyle w:val="ListBullet"/>
       </w:pPr>
       <w:r>
-        <w:t>Run 07-rag-security with Poison OFF — see the AI answer correctly from real expense policy docs</w:t>
+        <w:t>Run 07-rag-security with Poison OFF - see the AI answer correctly from real expense policy docs</w:t>
       </w:r>
     </w:p>
     <w:p>
@@ -291,7 +291,7 @@
         <w:pStyle w:val="ListBullet"/>
       </w:pPr>
       <w:r>
-        <w:t>Turn Poison ON — see how one poisoned document (that looks legitimate) gets retrieved and makes the AI give a dangerous answer (redirects reimbursement to attacker email)</w:t>
+        <w:t>Turn Poison ON - see how one poisoned document (that looks legitimate) gets retrieved and makes the AI give a dangerous answer (redirects reimbursement to attacker email)</w:t>
       </w:r>
     </w:p>
     <w:p>
@@ -299,7 +299,7 @@
         <w:pStyle w:val="ListBullet"/>
       </w:pPr>
       <w:r>
-        <w:t>Look at the Verifier — an LLM judge that compares the answer against a trusted fact and flags contradictions. Be ready to explain how this verifier pattern works</w:t>
+        <w:t>Look at the Verifier - an LLM judge that compares the answer against a trusted fact and flags contradictions. Be ready to explain how this verifier pattern works</w:t>
       </w:r>
     </w:p>
     <w:p>
@@ -307,7 +307,7 @@
         <w:pStyle w:val="Heading1"/>
       </w:pPr>
       <w:r>
-        <w:t>Day 5 — Agentic AI Security</w:t>
+        <w:t>Day 5 - Agentic AI Security</w:t>
       </w:r>
     </w:p>
     <w:p>
@@ -352,7 +352,7 @@
         <w:pStyle w:val="ListBullet"/>
       </w:pPr>
       <w:r>
-        <w:t>Run 05-agent-security-agentops in Vulnerable mode: send the malicious support ticket that asks the agent to email a customer's invoice+card details to an attacker address — watch the agent comply</w:t>
+        <w:t>Run 05-agent-security-agentops in Vulnerable mode: send the malicious support ticket that asks the agent to email a customer's invoice+card details to an attacker address - watch the agent comply</w:t>
       </w:r>
     </w:p>
     <w:p>
@@ -368,7 +368,7 @@
         <w:pStyle w:val="ListBullet"/>
       </w:pPr>
       <w:r>
-        <w:t>Study the "agent trace" panel — every tool call, its arguments, and the result. Be ready to explain why tracing agent tool calls matters for security</w:t>
+        <w:t>Study the "agent trace" panel - every tool call, its arguments, and the result. Be ready to explain why tracing agent tool calls matters for security</w:t>
       </w:r>
     </w:p>
     <w:p>
@@ -376,7 +376,7 @@
         <w:pStyle w:val="Heading1"/>
       </w:pPr>
       <w:r>
-        <w:t>Day 6 — LLM Evaluation + Red Teaming Methodology + Secure Architecture</w:t>
+        <w:t>Day 6 - LLM Evaluation + Red Teaming Methodology + Secure Architecture</w:t>
       </w:r>
     </w:p>
     <w:p>
@@ -416,7 +416,7 @@
         <w:pStyle w:val="ListBullet"/>
       </w:pPr>
       <w:r>
-        <w:t>Garak, PyRIT, Promptfoo — what each is for, at a basic level (not in your repo, but commonly asked by name)</w:t>
+        <w:t>Garak, PyRIT, Promptfoo - what each is for, at a basic level (not in your repo, but commonly asked by name)</w:t>
       </w:r>
     </w:p>
     <w:p>
@@ -437,7 +437,7 @@
         <w:pStyle w:val="ListBullet"/>
       </w:pPr>
       <w:r>
-        <w:t>Run the RAG evaluator app — ask a question, watch it retrieve BNS sections, generate an answer, then see the faithfulness score</w:t>
+        <w:t>Run the RAG evaluator app - ask a question, watch it retrieve BNS sections, generate an answer, then see the faithfulness score</w:t>
       </w:r>
     </w:p>
     <w:p>
@@ -461,7 +461,7 @@
         <w:pStyle w:val="Heading1"/>
       </w:pPr>
       <w:r>
-        <w:t>Day 7 — Capstone + Full Mock Interview</w:t>
+        <w:t>Day 7 - Capstone + Full Mock Interview</w:t>
       </w:r>
     </w:p>
     <w:p>
@@ -506,7 +506,7 @@
         <w:pStyle w:val="ListBullet"/>
       </w:pPr>
       <w:r>
-        <w:t>Run 08-support-bot-security in both modes and narrate out loud what each layer (guardrail -&gt; agent -&gt; evaluator) is doing — this is your main CV talking point</w:t>
+        <w:t>Run 08-support-bot-security in both modes and narrate out loud what each layer (guardrail -&gt; agent -&gt; evaluator) is doing - this is your main CV talking point</w:t>
       </w:r>
     </w:p>
     <w:p>
@@ -559,7 +559,7 @@
         <w:pStyle w:val="Heading2"/>
       </w:pPr>
       <w:r>
-        <w:t>Bonus A - 11-pyrit-red-teaming</w:t>
+        <w:t>Bonus A - 10-pyrit-red-teaming</w:t>
       </w:r>
     </w:p>
     <w:p>
@@ -623,7 +623,7 @@
         <w:pStyle w:val="Heading2"/>
       </w:pPr>
       <w:r>
-        <w:t>Bonus C - 10-secure-multi-tenant-gateway</w:t>
+        <w:t>Bonus C - 09-secure-multi-tenant-gateway</w:t>
       </w:r>
     </w:p>
     <w:p>
